--- a/00_CADRAGE/07_Note_RGPD.docx
+++ b/00_CADRAGE/07_Note_RGPD.docx
@@ -2,6 +2,45 @@
 <file path=word/document.xml><?xml version="1.0" encoding="utf-8"?>
 <w:document xmlns:wpc="http://schemas.microsoft.com/office/word/2010/wordprocessingCanvas" xmlns:mo="http://schemas.microsoft.com/office/mac/office/2008/main" xmlns:mc="http://schemas.openxmlformats.org/markup-compatibility/2006" xmlns:mv="urn:schemas-microsoft-com:mac:vml" xmlns:o="urn:schemas-microsoft-com:office:office" xmlns:r="http://schemas.openxmlformats.org/officeDocument/2006/relationships" xmlns:m="http://schemas.openxmlformats.org/officeDocument/2006/math" xmlns:v="urn:schemas-microsoft-com:vml" xmlns:wp14="http://schemas.microsoft.com/office/word/2010/wordprocessingDrawing" xmlns:wp="http://schemas.openxmlformats.org/drawingml/2006/wordprocessingDrawing" xmlns:w10="urn:schemas-microsoft-com:office:word" xmlns:w="http://schemas.openxmlformats.org/wordprocessingml/2006/main" xmlns:w14="http://schemas.microsoft.com/office/word/2010/wordml" xmlns:wpg="http://schemas.microsoft.com/office/word/2010/wordprocessingGroup" xmlns:wpi="http://schemas.microsoft.com/office/word/2010/wordprocessingInk" xmlns:wne="http://schemas.microsoft.com/office/word/2006/wordml" xmlns:wps="http://schemas.microsoft.com/office/word/2010/wordprocessingShape" mc:Ignorable="w14 wp14">
   <w:body>
+    <w:p>
+      <w:pPr>
+        <w:jc w:val="center"/>
+      </w:pPr>
+      <w:r>
+        <w:drawing>
+          <wp:inline xmlns:a="http://schemas.openxmlformats.org/drawingml/2006/main" xmlns:pic="http://schemas.openxmlformats.org/drawingml/2006/picture">
+            <wp:extent cx="3780000" cy="2520000"/>
+            <wp:docPr id="1" name="Picture 1"/>
+            <wp:cNvGraphicFramePr>
+              <a:graphicFrameLocks noChangeAspect="1"/>
+            </wp:cNvGraphicFramePr>
+            <a:graphic>
+              <a:graphicData uri="http://schemas.openxmlformats.org/drawingml/2006/picture">
+                <pic:pic>
+                  <pic:nvPicPr>
+                    <pic:cNvPr id="0" name="image.png"/>
+                    <pic:cNvPicPr/>
+                  </pic:nvPicPr>
+                  <pic:blipFill>
+                    <a:blip r:embed="rId12"/>
+                    <a:stretch>
+                      <a:fillRect/>
+                    </a:stretch>
+                  </pic:blipFill>
+                  <pic:spPr>
+                    <a:xfrm>
+                      <a:off x="0" y="0"/>
+                      <a:ext cx="3780000" cy="2520000"/>
+                    </a:xfrm>
+                    <a:prstGeom prst="rect"/>
+                  </pic:spPr>
+                </pic:pic>
+              </a:graphicData>
+            </a:graphic>
+          </wp:inline>
+        </w:drawing>
+      </w:r>
+    </w:p>
     <w:p/>
     <w:p/>
     <w:p/>
@@ -1098,7 +1137,7 @@
         <w:rPr>
           <w:sz w:val="22"/>
         </w:rPr>
-        <w:t>Les modèles de scoring (churn, crédit) et de recommandation relèvent du profilage. L'article 22 du RGPD encadre les décisions entièrement automatisées. Mesures prévues :</w:t>
+        <w:t>Les modèles de recommandation et de tarification personnalisée relèvent du profilage au sens du RGPD. L'article 22 encadre les décisions entièrement automatisées. Mesures prévues :</w:t>
       </w:r>
     </w:p>
     <w:p>
@@ -1106,7 +1145,7 @@
         <w:pStyle w:val="ListBullet"/>
       </w:pPr>
       <w:r>
-        <w:t>Maintien d'une supervision humaine sur les décisions sensibles (ex. octroi de crédit).</w:t>
+        <w:t>Maintien d'une supervision humaine sur les décisions sensibles (ex. tarification dynamique, ciblage promotionnel).</w:t>
       </w:r>
     </w:p>
     <w:p>
@@ -1152,6 +1191,8 @@
     </w:p>
     <w:sectPr>
       <w:footerReference w:type="default" r:id="rId9"/>
+      <w:headerReference w:type="default" r:id="rId10"/>
+      <w:headerReference w:type="first" r:id="rId11"/>
       <w:pgSz w:w="12240" w:h="15840"/>
       <w:pgMar w:top="1440" w:right="1134" w:bottom="1440" w:left="1134" w:header="720" w:footer="720" w:gutter="0"/>
       <w:cols w:space="720"/>
@@ -1185,6 +1226,27 @@
     </w:fldSimple>
   </w:p>
 </w:ftr>
+</file>
+
+<file path=word/header1.xml><?xml version="1.0" encoding="utf-8"?>
+<w:hdr xmlns:m="http://schemas.openxmlformats.org/officeDocument/2006/math" xmlns:mc="http://schemas.openxmlformats.org/markup-compatibility/2006" xmlns:mo="http://schemas.microsoft.com/office/mac/office/2008/main" xmlns:mv="urn:schemas-microsoft-com:mac:vml" xmlns:o="urn:schemas-microsoft-com:office:office" xmlns:r="http://schemas.openxmlformats.org/officeDocument/2006/relationships" xmlns:v="urn:schemas-microsoft-com:vml" xmlns:w10="urn:schemas-microsoft-com:office:word" xmlns:w14="http://schemas.microsoft.com/office/word/2010/wordml" xmlns:w="http://schemas.openxmlformats.org/wordprocessingml/2006/main" xmlns:wne="http://schemas.microsoft.com/office/word/2006/wordml" xmlns:wp14="http://schemas.microsoft.com/office/word/2010/wordprocessingDrawing" xmlns:wp="http://schemas.openxmlformats.org/drawingml/2006/wordprocessingDrawing" xmlns:wpc="http://schemas.microsoft.com/office/word/2010/wordprocessingCanvas" xmlns:wpg="http://schemas.microsoft.com/office/word/2010/wordprocessingGroup" xmlns:wpi="http://schemas.microsoft.com/office/word/2010/wordprocessingInk" xmlns:wps="http://schemas.microsoft.com/office/word/2010/wordprocessingShape" mc:Ignorable="w14 wp14">
+  <w:p>
+    <w:pPr>
+      <w:pStyle w:val="Header"/>
+      <w:jc w:val="center"/>
+    </w:pPr>
+  </w:p>
+</w:hdr>
+</file>
+
+<file path=word/header2.xml><?xml version="1.0" encoding="utf-8"?>
+<w:hdr xmlns:m="http://schemas.openxmlformats.org/officeDocument/2006/math" xmlns:mc="http://schemas.openxmlformats.org/markup-compatibility/2006" xmlns:mo="http://schemas.microsoft.com/office/mac/office/2008/main" xmlns:mv="urn:schemas-microsoft-com:mac:vml" xmlns:o="urn:schemas-microsoft-com:office:office" xmlns:r="http://schemas.openxmlformats.org/officeDocument/2006/relationships" xmlns:v="urn:schemas-microsoft-com:vml" xmlns:w10="urn:schemas-microsoft-com:office:word" xmlns:w14="http://schemas.microsoft.com/office/word/2010/wordml" xmlns:w="http://schemas.openxmlformats.org/wordprocessingml/2006/main" xmlns:wne="http://schemas.microsoft.com/office/word/2006/wordml" xmlns:wp14="http://schemas.microsoft.com/office/word/2010/wordprocessingDrawing" xmlns:wp="http://schemas.openxmlformats.org/drawingml/2006/wordprocessingDrawing" xmlns:wpc="http://schemas.microsoft.com/office/word/2010/wordprocessingCanvas" xmlns:wpg="http://schemas.microsoft.com/office/word/2010/wordprocessingGroup" xmlns:wpi="http://schemas.microsoft.com/office/word/2010/wordprocessingInk" xmlns:wps="http://schemas.microsoft.com/office/word/2010/wordprocessingShape" mc:Ignorable="w14 wp14">
+  <w:p>
+    <w:pPr>
+      <w:pStyle w:val="Header"/>
+    </w:pPr>
+  </w:p>
+</w:hdr>
 </file>
 
 <file path=word/numbering.xml><?xml version="1.0" encoding="utf-8"?>
